--- a/20-operations/위탁판매종료/2026-06-30_홈플러스송도점_위탁판매종료_품의.docx
+++ b/20-operations/위탁판매종료/2026-06-30_홈플러스송도점_위탁판매종료_품의.docx
@@ -91,14 +91,13 @@
           <w:b/>
           <w:sz w:val="20"/>
         </w:rPr>
-        <w:t xml:space="preserve">1) </w:t>
+        <w:t>1) 일룸 홈플러스송도점 위탁판매 대리점의 계약기간은 2025.09.01~2026.08.31이나, 홈플러스 기업회생 리스크에 따라 계약기간을 2026.07.31로 단축 변경하여 위탁판매 계약 및 운영을 종료하고자 함</w:t>
       </w:r>
       <w:r>
         <w:rPr>
           <w:rFonts w:ascii="Malgun Gothic" w:hAnsi="Malgun Gothic"/>
           <w:sz w:val="20"/>
         </w:rPr>
-        <w:t>일룸 홈플러스송도점의 대리점주 위탁판매 종료 요청에 따른 계약 종료</w:t>
       </w:r>
     </w:p>
     <w:p/>
@@ -346,7 +345,7 @@
                 <w:rFonts w:ascii="Malgun Gothic" w:hAnsi="Malgun Gothic"/>
                 <w:sz w:val="20"/>
               </w:rPr>
-              <w:t>이종규</w:t>
+              <w:t>이종균</w:t>
             </w:r>
           </w:p>
         </w:tc>
@@ -452,7 +451,7 @@
                 <w:rFonts w:ascii="Malgun Gothic" w:hAnsi="Malgun Gothic"/>
                 <w:sz w:val="20"/>
               </w:rPr>
-              <w:t>872,657,517</w:t>
+              <w:t>76,478,724</w:t>
             </w:r>
           </w:p>
         </w:tc>
@@ -467,7 +466,7 @@
                 <w:color w:val="666666"/>
                 <w:sz w:val="18"/>
               </w:rPr>
-              <w:t>2025년 9월 ~ 2026년 7월 매출</w:t>
+              <w:t>2025.09.01~2026.07.09 기준</w:t>
               <w:br/>
               <w:t>*ERP 데이터 보관 기준 집계</w:t>
             </w:r>
@@ -557,14 +556,13 @@
           <w:rFonts w:ascii="Malgun Gothic" w:hAnsi="Malgun Gothic"/>
           <w:sz w:val="20"/>
         </w:rPr>
-        <w:t xml:space="preserve">- </w:t>
+        <w:t>- 2026년 07월 09일 기준 잔여매출</w:t>
       </w:r>
       <w:r>
         <w:rPr>
           <w:rFonts w:ascii="Malgun Gothic" w:hAnsi="Malgun Gothic"/>
           <w:sz w:val="20"/>
         </w:rPr>
-        <w:t>2026년 07월 03일 기준 잔여매출</w:t>
       </w:r>
     </w:p>
     <w:tbl>
@@ -660,7 +658,7 @@
                 <w:rFonts w:ascii="Malgun Gothic" w:hAnsi="Malgun Gothic"/>
                 <w:sz w:val="20"/>
               </w:rPr>
-              <w:t>7,000,320</w:t>
+              <w:t>8,583,673</w:t>
             </w:r>
           </w:p>
         </w:tc>
